--- a/Avaliacao_Processual_Programacao_para_Internet_2026_2.docx
+++ b/Avaliacao_Processual_Programacao_para_Internet_2026_2.docx
@@ -88,47 +88,13 @@
       <w:pPr>
         <w:jc w:val="center"/>
       </w:pPr>
-      <w:proofErr w:type="spellStart"/>
       <w:r>
         <w:rPr>
           <w:b/>
           <w:sz w:val="24"/>
         </w:rPr>
-        <w:t>Orientações</w:t>
+        <w:t>Orientações aos estudantes</w:t>
       </w:r>
-      <w:proofErr w:type="spellEnd"/>
-      <w:r>
-        <w:rPr>
-          <w:b/>
-          <w:sz w:val="24"/>
-        </w:rPr>
-        <w:t xml:space="preserve"> </w:t>
-      </w:r>
-      <w:proofErr w:type="spellStart"/>
-      <w:r>
-        <w:rPr>
-          <w:b/>
-          <w:sz w:val="24"/>
-        </w:rPr>
-        <w:t>aos</w:t>
-      </w:r>
-      <w:proofErr w:type="spellEnd"/>
-      <w:r>
-        <w:rPr>
-          <w:b/>
-          <w:sz w:val="24"/>
-        </w:rPr>
-        <w:t xml:space="preserve"> </w:t>
-      </w:r>
-      <w:proofErr w:type="spellStart"/>
-      <w:r>
-        <w:rPr>
-          <w:b/>
-          <w:sz w:val="24"/>
-        </w:rPr>
-        <w:t>estudantes</w:t>
-      </w:r>
-      <w:proofErr w:type="spellEnd"/>
     </w:p>
     <w:p/>
     <w:tbl>
@@ -540,7 +506,19 @@
         <w:rPr>
           <w:lang w:val="pt-BR"/>
         </w:rPr>
-        <w:t>individualmente ou em grupo de até 5 estudantes.</w:t>
+        <w:t xml:space="preserve">individualmente ou em grupo de até </w:t>
+      </w:r>
+      <w:r>
+        <w:rPr>
+          <w:lang w:val="pt-BR"/>
+        </w:rPr>
+        <w:t>4</w:t>
+      </w:r>
+      <w:r>
+        <w:rPr>
+          <w:lang w:val="pt-BR"/>
+        </w:rPr>
+        <w:t xml:space="preserve"> estudantes.</w:t>
       </w:r>
     </w:p>
     <w:p>
@@ -561,21 +539,7 @@
         <w:rPr>
           <w:lang w:val="pt-BR"/>
         </w:rPr>
-        <w:t xml:space="preserve">no Portal da Faculdade </w:t>
-      </w:r>
-      <w:proofErr w:type="spellStart"/>
-      <w:r>
-        <w:rPr>
-          <w:lang w:val="pt-BR"/>
-        </w:rPr>
-        <w:t>Multivix</w:t>
-      </w:r>
-      <w:proofErr w:type="spellEnd"/>
-      <w:r>
-        <w:rPr>
-          <w:lang w:val="pt-BR"/>
-        </w:rPr>
-        <w:t>, conforme a data prevista no Calendário Acadêmico.</w:t>
+        <w:t>no Portal da Faculdade Multivix, conforme a data prevista no Calendário Acadêmico.</w:t>
       </w:r>
     </w:p>
     <w:p>
@@ -830,37 +794,8 @@
       <w:pPr>
         <w:pStyle w:val="Numerada"/>
       </w:pPr>
-      <w:proofErr w:type="spellStart"/>
       <w:r>
-        <w:t>Referências</w:t>
-      </w:r>
-      <w:proofErr w:type="spellEnd"/>
-      <w:r>
-        <w:t xml:space="preserve"> </w:t>
-      </w:r>
-      <w:proofErr w:type="spellStart"/>
-      <w:r>
-        <w:t>consultadas</w:t>
-      </w:r>
-      <w:proofErr w:type="spellEnd"/>
-      <w:r>
-        <w:t xml:space="preserve">, </w:t>
-      </w:r>
-      <w:proofErr w:type="spellStart"/>
-      <w:r>
-        <w:t>quando</w:t>
-      </w:r>
-      <w:proofErr w:type="spellEnd"/>
-      <w:r>
-        <w:t xml:space="preserve"> </w:t>
-      </w:r>
-      <w:proofErr w:type="spellStart"/>
-      <w:r>
-        <w:t>houver</w:t>
-      </w:r>
-      <w:proofErr w:type="spellEnd"/>
-      <w:r>
-        <w:t>.</w:t>
+        <w:t>Referências consultadas, quando houver.</w:t>
       </w:r>
     </w:p>
     <w:p>
@@ -939,35 +874,7 @@
         <w:rPr>
           <w:lang w:val="pt-BR"/>
         </w:rPr>
-        <w:t>Desenvolver uma pequena solução front-</w:t>
-      </w:r>
-      <w:proofErr w:type="spellStart"/>
-      <w:r>
-        <w:rPr>
-          <w:lang w:val="pt-BR"/>
-        </w:rPr>
-        <w:t>end</w:t>
-      </w:r>
-      <w:proofErr w:type="spellEnd"/>
-      <w:r>
-        <w:rPr>
-          <w:lang w:val="pt-BR"/>
-        </w:rPr>
-        <w:t xml:space="preserve"> que permita aplicar, de maneira integrada, os fundamentos de arquitetura da Web, protocolos, HTML semântico, formulários, CSS responsivo e programação básica em </w:t>
-      </w:r>
-      <w:proofErr w:type="spellStart"/>
-      <w:r>
-        <w:rPr>
-          <w:lang w:val="pt-BR"/>
-        </w:rPr>
-        <w:t>JavaScript</w:t>
-      </w:r>
-      <w:proofErr w:type="spellEnd"/>
-      <w:r>
-        <w:rPr>
-          <w:lang w:val="pt-BR"/>
-        </w:rPr>
-        <w:t>.</w:t>
+        <w:t>Desenvolver uma pequena solução front-end que permita aplicar, de maneira integrada, os fundamentos de arquitetura da Web, protocolos, HTML semântico, formulários, CSS responsivo e programação básica em JavaScript.</w:t>
       </w:r>
     </w:p>
     <w:p>
@@ -975,15 +882,7 @@
         <w:pStyle w:val="Ttulo2"/>
       </w:pPr>
       <w:r>
-        <w:t xml:space="preserve">O que </w:t>
-      </w:r>
-      <w:proofErr w:type="spellStart"/>
-      <w:r>
-        <w:t>deverá</w:t>
-      </w:r>
-      <w:proofErr w:type="spellEnd"/>
-      <w:r>
-        <w:t xml:space="preserve"> ser desenvolvido</w:t>
+        <w:t>O que deverá ser desenvolvido</w:t>
       </w:r>
     </w:p>
     <w:p>
@@ -1078,19 +977,11 @@
           <w:lang w:val="pt-BR"/>
         </w:rPr>
       </w:pPr>
-      <w:proofErr w:type="spellStart"/>
       <w:r>
         <w:rPr>
           <w:lang w:val="pt-BR"/>
         </w:rPr>
-        <w:t>JavaScript</w:t>
-      </w:r>
-      <w:proofErr w:type="spellEnd"/>
-      <w:r>
-        <w:rPr>
-          <w:lang w:val="pt-BR"/>
-        </w:rPr>
-        <w:t xml:space="preserve"> básico com pelo menos duas interações, tais como tratamento de evento, validação complementar, exibição/ocultação de conteúdo ou mensagem dinâmica.</w:t>
+        <w:t>JavaScript básico com pelo menos duas interações, tais como tratamento de evento, validação complementar, exibição/ocultação de conteúdo ou mensagem dinâmica.</w:t>
       </w:r>
     </w:p>
     <w:p>
@@ -1123,19 +1014,9 @@
       <w:pPr>
         <w:pStyle w:val="Ttulo2"/>
       </w:pPr>
-      <w:proofErr w:type="spellStart"/>
       <w:r>
-        <w:t>Limites</w:t>
+        <w:t>Limites de escopo</w:t>
       </w:r>
-      <w:proofErr w:type="spellEnd"/>
-      <w:r>
-        <w:t xml:space="preserve"> de </w:t>
-      </w:r>
-      <w:proofErr w:type="spellStart"/>
-      <w:r>
-        <w:t>escopo</w:t>
-      </w:r>
-      <w:proofErr w:type="spellEnd"/>
     </w:p>
     <w:tbl>
       <w:tblPr>
@@ -1178,21 +1059,7 @@
               <w:rPr>
                 <w:lang w:val="pt-BR"/>
               </w:rPr>
-              <w:t>não será exigido banco de dados, autenticação, framework front-</w:t>
-            </w:r>
-            <w:proofErr w:type="spellStart"/>
-            <w:r>
-              <w:rPr>
-                <w:lang w:val="pt-BR"/>
-              </w:rPr>
-              <w:t>end</w:t>
-            </w:r>
-            <w:proofErr w:type="spellEnd"/>
-            <w:r>
-              <w:rPr>
-                <w:lang w:val="pt-BR"/>
-              </w:rPr>
-              <w:t>, publicação em servidor ou consumo de API no 1º bimestre. Esses recursos poderão ser usados apenas se o professor autorizar e se não substituírem os requisitos básicos da atividade.</w:t>
+              <w:t>não será exigido banco de dados, autenticação, framework front-end, publicação em servidor ou consumo de API no 1º bimestre. Esses recursos poderão ser usados apenas se o professor autorizar e se não substituírem os requisitos básicos da atividade.</w:t>
             </w:r>
           </w:p>
         </w:tc>
@@ -1345,35 +1212,7 @@
           <w:lang w:val="pt-BR"/>
         </w:rPr>
         <w:lastRenderedPageBreak/>
-        <w:t xml:space="preserve">interações simples em </w:t>
-      </w:r>
-      <w:proofErr w:type="spellStart"/>
-      <w:r>
-        <w:rPr>
-          <w:lang w:val="pt-BR"/>
-        </w:rPr>
-        <w:t>JavaScript</w:t>
-      </w:r>
-      <w:proofErr w:type="spellEnd"/>
-      <w:r>
-        <w:rPr>
-          <w:lang w:val="pt-BR"/>
-        </w:rPr>
-        <w:t xml:space="preserve">. No 2º bimestre, os pedidos deverão ser recebidos pelo </w:t>
-      </w:r>
-      <w:proofErr w:type="spellStart"/>
-      <w:r>
-        <w:rPr>
-          <w:lang w:val="pt-BR"/>
-        </w:rPr>
-        <w:t>back-end</w:t>
-      </w:r>
-      <w:proofErr w:type="spellEnd"/>
-      <w:r>
-        <w:rPr>
-          <w:lang w:val="pt-BR"/>
-        </w:rPr>
-        <w:t xml:space="preserve"> e persistidos em banco de dados, com tela de listagem e operações básicas de manutenção.</w:t>
+        <w:t>interações simples em JavaScript. No 2º bimestre, os pedidos deverão ser recebidos pelo back-end e persistidos em banco de dados, com tela de listagem e operações básicas de manutenção.</w:t>
       </w:r>
     </w:p>
     <w:p>
@@ -1424,21 +1263,8 @@
       <w:pPr>
         <w:pStyle w:val="Ttulo2"/>
       </w:pPr>
-      <w:proofErr w:type="spellStart"/>
       <w:r>
-        <w:t>Critérios</w:t>
-      </w:r>
-      <w:proofErr w:type="spellEnd"/>
-      <w:r>
-        <w:t xml:space="preserve"> de </w:t>
-      </w:r>
-      <w:proofErr w:type="spellStart"/>
-      <w:r>
-        <w:t>avaliação</w:t>
-      </w:r>
-      <w:proofErr w:type="spellEnd"/>
-      <w:r>
-        <w:t xml:space="preserve"> — 1º </w:t>
+        <w:t xml:space="preserve">Critérios de avaliação — 1º </w:t>
       </w:r>
       <w:r>
         <w:t>bimester</w:t>
@@ -2032,21 +1858,7 @@
         <w:rPr>
           <w:lang w:val="pt-BR"/>
         </w:rPr>
-        <w:t xml:space="preserve">Demonstrar o formulário e as interações em </w:t>
-      </w:r>
-      <w:proofErr w:type="spellStart"/>
-      <w:r>
-        <w:rPr>
-          <w:lang w:val="pt-BR"/>
-        </w:rPr>
-        <w:t>JavaScript</w:t>
-      </w:r>
-      <w:proofErr w:type="spellEnd"/>
-      <w:r>
-        <w:rPr>
-          <w:lang w:val="pt-BR"/>
-        </w:rPr>
-        <w:t>.</w:t>
+        <w:t>Demonstrar o formulário e as interações em JavaScript.</w:t>
       </w:r>
     </w:p>
     <w:p>
@@ -2108,21 +1920,7 @@
         <w:rPr>
           <w:lang w:val="pt-BR"/>
         </w:rPr>
-        <w:t xml:space="preserve">Evolução para uma pequena aplicação web com </w:t>
-      </w:r>
-      <w:proofErr w:type="spellStart"/>
-      <w:r>
-        <w:rPr>
-          <w:lang w:val="pt-BR"/>
-        </w:rPr>
-        <w:t>back-end</w:t>
-      </w:r>
-      <w:proofErr w:type="spellEnd"/>
-      <w:r>
-        <w:rPr>
-          <w:lang w:val="pt-BR"/>
-        </w:rPr>
-        <w:t xml:space="preserve"> e persistência.</w:t>
+        <w:t>Evolução para uma pequena aplicação web com back-end e persistência.</w:t>
       </w:r>
     </w:p>
     <w:p>
@@ -2172,15 +1970,7 @@
         <w:pStyle w:val="Ttulo2"/>
       </w:pPr>
       <w:r>
-        <w:t xml:space="preserve">O que </w:t>
-      </w:r>
-      <w:proofErr w:type="spellStart"/>
-      <w:r>
-        <w:t>deverá</w:t>
-      </w:r>
-      <w:proofErr w:type="spellEnd"/>
-      <w:r>
-        <w:t xml:space="preserve"> ser desenvolvido</w:t>
+        <w:t>O que deverá ser desenvolvido</w:t>
       </w:r>
     </w:p>
     <w:p>
@@ -2208,21 +1998,7 @@
         <w:rPr>
           <w:lang w:val="pt-BR"/>
         </w:rPr>
-        <w:t xml:space="preserve">Utilizar o ambiente de </w:t>
-      </w:r>
-      <w:proofErr w:type="spellStart"/>
-      <w:r>
-        <w:rPr>
-          <w:lang w:val="pt-BR"/>
-        </w:rPr>
-        <w:t>back-end</w:t>
-      </w:r>
-      <w:proofErr w:type="spellEnd"/>
-      <w:r>
-        <w:rPr>
-          <w:lang w:val="pt-BR"/>
-        </w:rPr>
-        <w:t xml:space="preserve"> e o framework ou tecnologia adotados nas aulas.</w:t>
+        <w:t>Utilizar o ambiente de back-end e o framework ou tecnologia adotados nas aulas.</w:t>
       </w:r>
     </w:p>
     <w:p>
@@ -2236,21 +2012,7 @@
         <w:rPr>
           <w:lang w:val="pt-BR"/>
         </w:rPr>
-        <w:t xml:space="preserve">Definir rotas ou </w:t>
-      </w:r>
-      <w:proofErr w:type="spellStart"/>
-      <w:r>
-        <w:rPr>
-          <w:lang w:val="pt-BR"/>
-        </w:rPr>
-        <w:t>endpoints</w:t>
-      </w:r>
-      <w:proofErr w:type="spellEnd"/>
-      <w:r>
-        <w:rPr>
-          <w:lang w:val="pt-BR"/>
-        </w:rPr>
-        <w:t xml:space="preserve"> suficientes para receber dados e apresentar páginas ou respostas dinâmicas.</w:t>
+        <w:t>Definir rotas ou endpoints suficientes para receber dados e apresentar páginas ou respostas dinâmicas.</w:t>
       </w:r>
     </w:p>
     <w:p>
@@ -2348,21 +2110,7 @@
         <w:rPr>
           <w:lang w:val="pt-BR"/>
         </w:rPr>
-        <w:t>Organizar o projeto segundo a estrutura proposta pelo framework/tecnologia utilizada, identificando rotas, controladores/funções, modelos e visões/</w:t>
-      </w:r>
-      <w:proofErr w:type="spellStart"/>
-      <w:r>
-        <w:rPr>
-          <w:lang w:val="pt-BR"/>
-        </w:rPr>
-        <w:t>templates</w:t>
-      </w:r>
-      <w:proofErr w:type="spellEnd"/>
-      <w:r>
-        <w:rPr>
-          <w:lang w:val="pt-BR"/>
-        </w:rPr>
-        <w:t>, quando aplicável.</w:t>
+        <w:t>Organizar o projeto segundo a estrutura proposta pelo framework/tecnologia utilizada, identificando rotas, controladores/funções, modelos e visões/templates, quando aplicável.</w:t>
       </w:r>
     </w:p>
     <w:p>
@@ -2376,35 +2124,7 @@
         <w:rPr>
           <w:lang w:val="pt-BR"/>
         </w:rPr>
-        <w:t xml:space="preserve">Registrar dependências do projeto e utilizar versionamento básico, preferencialmente </w:t>
-      </w:r>
-      <w:proofErr w:type="spellStart"/>
-      <w:r>
-        <w:rPr>
-          <w:lang w:val="pt-BR"/>
-        </w:rPr>
-        <w:t>Git</w:t>
-      </w:r>
-      <w:proofErr w:type="spellEnd"/>
-      <w:r>
-        <w:rPr>
-          <w:lang w:val="pt-BR"/>
-        </w:rPr>
-        <w:t xml:space="preserve">, com um pequeno histórico de </w:t>
-      </w:r>
-      <w:proofErr w:type="spellStart"/>
-      <w:r>
-        <w:rPr>
-          <w:lang w:val="pt-BR"/>
-        </w:rPr>
-        <w:t>commits</w:t>
-      </w:r>
-      <w:proofErr w:type="spellEnd"/>
-      <w:r>
-        <w:rPr>
-          <w:lang w:val="pt-BR"/>
-        </w:rPr>
-        <w:t>.</w:t>
+        <w:t>Registrar dependências do projeto e utilizar versionamento básico, preferencialmente Git, com um pequeno histórico de commits.</w:t>
       </w:r>
     </w:p>
     <w:p>
@@ -2425,19 +2145,9 @@
       <w:pPr>
         <w:pStyle w:val="Ttulo2"/>
       </w:pPr>
-      <w:proofErr w:type="spellStart"/>
       <w:r>
-        <w:t>Limites</w:t>
+        <w:t>Limites de escopo</w:t>
       </w:r>
-      <w:proofErr w:type="spellEnd"/>
-      <w:r>
-        <w:t xml:space="preserve"> de </w:t>
-      </w:r>
-      <w:proofErr w:type="spellStart"/>
-      <w:r>
-        <w:t>escopo</w:t>
-      </w:r>
-      <w:proofErr w:type="spellEnd"/>
     </w:p>
     <w:tbl>
       <w:tblPr>
@@ -2478,15 +2188,7 @@
               <w:t xml:space="preserve">não será exigido sistema de login completo, múltiplos perfis, API REST completa, envio de e-mail, integração com pagamento, hospedagem obrigatória, testes automatizados avançados ou banco com várias entidades. </w:t>
             </w:r>
             <w:r>
-              <w:t xml:space="preserve">Uma </w:t>
-            </w:r>
-            <w:proofErr w:type="spellStart"/>
-            <w:r>
-              <w:t>entidade</w:t>
-            </w:r>
-            <w:proofErr w:type="spellEnd"/>
-            <w:r>
-              <w:t xml:space="preserve"> principal com CRUD completo é suficiente.</w:t>
+              <w:t>Uma entidade principal com CRUD completo é suficiente.</w:t>
             </w:r>
           </w:p>
         </w:tc>
@@ -2642,20 +2344,10 @@
             </w:tcMar>
           </w:tcPr>
           <w:p>
-            <w:proofErr w:type="spellStart"/>
             <w:r>
               <w:lastRenderedPageBreak/>
-              <w:t>Biblioteca</w:t>
+              <w:t>Biblioteca Bairro Aberto</w:t>
             </w:r>
-            <w:proofErr w:type="spellEnd"/>
-            <w:r>
-              <w:t xml:space="preserve"> Bairro </w:t>
-            </w:r>
-            <w:proofErr w:type="spellStart"/>
-            <w:r>
-              <w:t>Aberto</w:t>
-            </w:r>
-            <w:proofErr w:type="spellEnd"/>
           </w:p>
         </w:tc>
         <w:tc>
@@ -2722,13 +2414,8 @@
             </w:tcMar>
           </w:tcPr>
           <w:p>
-            <w:proofErr w:type="spellStart"/>
             <w:r>
-              <w:t>PetCare</w:t>
-            </w:r>
-            <w:proofErr w:type="spellEnd"/>
-            <w:r>
-              <w:t xml:space="preserve"> Local</w:t>
+              <w:t>PetCare Local</w:t>
             </w:r>
           </w:p>
         </w:tc>
@@ -2788,19 +2475,9 @@
             </w:tcMar>
           </w:tcPr>
           <w:p>
-            <w:proofErr w:type="spellStart"/>
             <w:r>
-              <w:t>Oficina</w:t>
+              <w:t>Oficina Rápida</w:t>
             </w:r>
-            <w:proofErr w:type="spellEnd"/>
-            <w:r>
-              <w:t xml:space="preserve"> </w:t>
-            </w:r>
-            <w:proofErr w:type="spellStart"/>
-            <w:r>
-              <w:t>Rápida</w:t>
-            </w:r>
-            <w:proofErr w:type="spellEnd"/>
           </w:p>
         </w:tc>
         <w:tc>
@@ -2849,21 +2526,8 @@
       <w:pPr>
         <w:pStyle w:val="Ttulo2"/>
       </w:pPr>
-      <w:proofErr w:type="spellStart"/>
       <w:r>
-        <w:t>Critérios</w:t>
-      </w:r>
-      <w:proofErr w:type="spellEnd"/>
-      <w:r>
-        <w:t xml:space="preserve"> de </w:t>
-      </w:r>
-      <w:proofErr w:type="spellStart"/>
-      <w:r>
-        <w:t>avaliação</w:t>
-      </w:r>
-      <w:proofErr w:type="spellEnd"/>
-      <w:r>
-        <w:t xml:space="preserve"> — 2º bimestre</w:t>
+        <w:t>Critérios de avaliação — 2º bimestre</w:t>
       </w:r>
     </w:p>
     <w:tbl>
@@ -2950,21 +2614,7 @@
               <w:rPr>
                 <w:lang w:val="pt-BR"/>
               </w:rPr>
-              <w:t>Integração front-</w:t>
-            </w:r>
-            <w:proofErr w:type="spellStart"/>
-            <w:r>
-              <w:rPr>
-                <w:lang w:val="pt-BR"/>
-              </w:rPr>
-              <w:t>end</w:t>
-            </w:r>
-            <w:proofErr w:type="spellEnd"/>
-            <w:r>
-              <w:rPr>
-                <w:lang w:val="pt-BR"/>
-              </w:rPr>
-              <w:t xml:space="preserve"> e manipulação de dados</w:t>
+              <w:t>Integração front-end e manipulação de dados</w:t>
             </w:r>
           </w:p>
         </w:tc>
@@ -3033,21 +2683,7 @@
               <w:rPr>
                 <w:lang w:val="pt-BR"/>
               </w:rPr>
-              <w:t>Back-</w:t>
-            </w:r>
-            <w:proofErr w:type="spellStart"/>
-            <w:r>
-              <w:rPr>
-                <w:lang w:val="pt-BR"/>
-              </w:rPr>
-              <w:t>end</w:t>
-            </w:r>
-            <w:proofErr w:type="spellEnd"/>
-            <w:r>
-              <w:rPr>
-                <w:lang w:val="pt-BR"/>
-              </w:rPr>
-              <w:t xml:space="preserve"> e organização do projeto</w:t>
+              <w:t>Back-end e organização do projeto</w:t>
             </w:r>
           </w:p>
         </w:tc>
@@ -3489,21 +3125,7 @@
         <w:rPr>
           <w:lang w:val="pt-BR"/>
         </w:rPr>
-        <w:t xml:space="preserve">Explicar rapidamente a organização do </w:t>
-      </w:r>
-      <w:proofErr w:type="spellStart"/>
-      <w:r>
-        <w:rPr>
-          <w:lang w:val="pt-BR"/>
-        </w:rPr>
-        <w:t>back-end</w:t>
-      </w:r>
-      <w:proofErr w:type="spellEnd"/>
-      <w:r>
-        <w:rPr>
-          <w:lang w:val="pt-BR"/>
-        </w:rPr>
-        <w:t>, o modelo de dados e uma medida de segurança/validação adotada.</w:t>
+        <w:t>Explicar rapidamente a organização do back-end, o modelo de dados e uma medida de segurança/validação adotada.</w:t>
       </w:r>
     </w:p>
     <w:p>
@@ -3658,21 +3280,7 @@
         <w:rPr>
           <w:lang w:val="pt-BR"/>
         </w:rPr>
-        <w:t xml:space="preserve">O relatório está em PDF e identifica a </w:t>
-      </w:r>
-      <w:proofErr w:type="spellStart"/>
-      <w:r>
-        <w:rPr>
-          <w:lang w:val="pt-BR"/>
-        </w:rPr>
-        <w:t>Multivix</w:t>
-      </w:r>
-      <w:proofErr w:type="spellEnd"/>
-      <w:r>
-        <w:rPr>
-          <w:lang w:val="pt-BR"/>
-        </w:rPr>
-        <w:t>, o curso, a disciplina, o professor, a turma e todos os integrantes?</w:t>
+        <w:t>O relatório está em PDF e identifica a Multivix, o curso, a disciplina, o professor, a turma e todos os integrantes?</w:t>
       </w:r>
     </w:p>
     <w:p>
@@ -3772,21 +3380,7 @@
         <w:rPr>
           <w:lang w:val="pt-BR"/>
         </w:rPr>
-        <w:t xml:space="preserve">A entrega foi realizada no Portal </w:t>
-      </w:r>
-      <w:proofErr w:type="spellStart"/>
-      <w:r>
-        <w:rPr>
-          <w:lang w:val="pt-BR"/>
-        </w:rPr>
-        <w:t>Multivix</w:t>
-      </w:r>
-      <w:proofErr w:type="spellEnd"/>
-      <w:r>
-        <w:rPr>
-          <w:lang w:val="pt-BR"/>
-        </w:rPr>
-        <w:t xml:space="preserve"> dentro do prazo previsto no Calendário Acadêmico?</w:t>
+        <w:t>A entrega foi realizada no Portal Multivix dentro do prazo previsto no Calendário Acadêmico?</w:t>
       </w:r>
     </w:p>
     <w:sectPr>
